--- a/work_agents/Hunter - Mechnical Engineer/deliverables/4-PDS-XXXX.docx
+++ b/work_agents/Hunter - Mechnical Engineer/deliverables/4-PDS-XXXX.docx
@@ -27,44 +27,22 @@
     </w:p>
     <w:p>
       <w:r>
-        <w:t>Prepared By: [Your Name/Department]</w:t>
+        <w:t>Prepared By: [Your Name/Initials], Mechanical Engineer</w:t>
       </w:r>
     </w:p>
     <w:p>
       <w:r>
-        <w:t>PROJECT INFORMATION</w:t>
+        <w:t>Client: B Star Chemetics</w:t>
       </w:r>
     </w:p>
     <w:p>
-      <w:pPr>
-        <w:pStyle w:val="ListBullet"/>
-      </w:pPr>
       <w:r>
-        <w:t xml:space="preserve">  Client: B Star Chemetics</w:t>
+        <w:t>Project: MEG Transfer Pump Skid</w:t>
       </w:r>
     </w:p>
     <w:p>
-      <w:pPr>
-        <w:pStyle w:val="ListBullet"/>
-      </w:pPr>
       <w:r>
-        <w:t xml:space="preserve">  Project: MEG Transfer Pump Skid</w:t>
-      </w:r>
-    </w:p>
-    <w:p>
-      <w:pPr>
-        <w:pStyle w:val="ListBullet"/>
-      </w:pPr>
-      <w:r>
-        <w:t xml:space="preserve">  Location: Sarnia, Ontario, Canada</w:t>
-      </w:r>
-    </w:p>
-    <w:p>
-      <w:pPr>
-        <w:pStyle w:val="ListBullet"/>
-      </w:pPr>
-      <w:r>
-        <w:t xml:space="preserve">  Equipment Tag: P-001 A/B</w:t>
+        <w:t>Location: Sarnia, Canada</w:t>
       </w:r>
     </w:p>
     <w:p>
@@ -108,7 +86,7 @@
               <w:rPr>
                 <w:b/>
               </w:rPr>
-              <w:t>Value</w:t>
+              <w:t>Description</w:t>
             </w:r>
           </w:p>
         </w:tc>
@@ -152,7 +130,7 @@
           </w:tcPr>
           <w:p>
             <w:r>
-              <w:t>Monoethylene Glycol (MEG) Transfer</w:t>
+              <w:t>Monoethylene Glycol (MEG) Transfer Pump</w:t>
             </w:r>
           </w:p>
         </w:tc>
@@ -174,7 +152,7 @@
           </w:tcPr>
           <w:p>
             <w:r>
-              <w:t>2 (1 Duty + 1 Standby)</w:t>
+              <w:t>2 (1 Duty, 1 Standby)</w:t>
             </w:r>
           </w:p>
         </w:tc>
@@ -186,7 +164,7 @@
           </w:tcPr>
           <w:p>
             <w:r>
-              <w:t>Pump Type</w:t>
+              <w:t>Type</w:t>
             </w:r>
           </w:p>
         </w:tc>
@@ -196,7 +174,7 @@
           </w:tcPr>
           <w:p>
             <w:r>
-              <w:t>Centrifugal (Radial Flow)</w:t>
+              <w:t>Centrifugal Pump (Radial Flow, per Specific Speed)</w:t>
             </w:r>
           </w:p>
         </w:tc>
@@ -218,7 +196,7 @@
           </w:tcPr>
           <w:p>
             <w:r>
-              <w:t>Process Transfer</w:t>
+              <w:t>Continuous Service</w:t>
             </w:r>
           </w:p>
         </w:tc>
@@ -230,6 +208,11 @@
       </w:pPr>
       <w:r>
         <w:t>2. OPERATING CONDITIONS</w:t>
+      </w:r>
+    </w:p>
+    <w:p>
+      <w:r>
+        <w:t>2.1. Fluid Data</w:t>
       </w:r>
     </w:p>
     <w:tbl>
@@ -315,7 +298,7 @@
           </w:tcPr>
           <w:p>
             <w:r>
-              <w:t>Monoethylene Glycol (MEG), 95% wt</w:t>
+              <w:t>Monoethylene Glycol (MEG), 95% by weight</w:t>
             </w:r>
           </w:p>
         </w:tc>
@@ -376,9 +359,47 @@
             <w:tcW w:type="dxa" w:w="2160"/>
           </w:tcPr>
           <w:p>
+            <w:r/>
+          </w:p>
+        </w:tc>
+      </w:tr>
+      <w:tr>
+        <w:tc>
+          <w:tcPr>
+            <w:tcW w:type="dxa" w:w="2160"/>
+          </w:tcPr>
+          <w:p>
             <w:r>
-              <w:t>SG: 1.095</w:t>
+              <w:t>Specific Gravity</w:t>
             </w:r>
+          </w:p>
+        </w:tc>
+        <w:tc>
+          <w:tcPr>
+            <w:tcW w:type="dxa" w:w="2160"/>
+          </w:tcPr>
+          <w:p>
+            <w:r>
+              <w:t>1.095</w:t>
+            </w:r>
+          </w:p>
+        </w:tc>
+        <w:tc>
+          <w:tcPr>
+            <w:tcW w:type="dxa" w:w="2160"/>
+          </w:tcPr>
+          <w:p>
+            <w:r>
+              <w:t>-</w:t>
+            </w:r>
+          </w:p>
+        </w:tc>
+        <w:tc>
+          <w:tcPr>
+            <w:tcW w:type="dxa" w:w="2160"/>
+          </w:tcPr>
+          <w:p>
+            <w:r/>
           </w:p>
         </w:tc>
       </w:tr>
@@ -439,7 +460,7 @@
           </w:tcPr>
           <w:p>
             <w:r>
-              <w:t>0.5</w:t>
+              <w:t>0.15</w:t>
             </w:r>
           </w:p>
         </w:tc>
@@ -449,7 +470,7 @@
           </w:tcPr>
           <w:p>
             <w:r>
-              <w:t>kPa</w:t>
+              <w:t>kPa (abs)</w:t>
             </w:r>
           </w:p>
         </w:tc>
@@ -501,7 +522,79 @@
           </w:tcPr>
           <w:p>
             <w:r>
-              <w:t>Requires careful material selection</w:t>
+              <w:t>Material selection is critical.</w:t>
+            </w:r>
+          </w:p>
+        </w:tc>
+      </w:tr>
+    </w:tbl>
+    <w:p>
+      <w:r>
+        <w:t>2.2. Design Conditions</w:t>
+      </w:r>
+    </w:p>
+    <w:tbl>
+      <w:tblPr>
+        <w:tblStyle w:val="TableGrid"/>
+        <w:tblW w:type="auto" w:w="0"/>
+        <w:tblLook w:firstColumn="1" w:firstRow="1" w:lastColumn="0" w:lastRow="0" w:noHBand="0" w:noVBand="1" w:val="04A0"/>
+      </w:tblPr>
+      <w:tblGrid>
+        <w:gridCol w:w="2160"/>
+        <w:gridCol w:w="2160"/>
+        <w:gridCol w:w="2160"/>
+        <w:gridCol w:w="2160"/>
+      </w:tblGrid>
+      <w:tr>
+        <w:tc>
+          <w:tcPr>
+            <w:tcW w:type="dxa" w:w="2160"/>
+          </w:tcPr>
+          <w:p>
+            <w:r>
+              <w:rPr>
+                <w:b/>
+              </w:rPr>
+              <w:t>Field</w:t>
+            </w:r>
+          </w:p>
+        </w:tc>
+        <w:tc>
+          <w:tcPr>
+            <w:tcW w:type="dxa" w:w="2160"/>
+          </w:tcPr>
+          <w:p>
+            <w:r>
+              <w:rPr>
+                <w:b/>
+              </w:rPr>
+              <w:t>Value</w:t>
+            </w:r>
+          </w:p>
+        </w:tc>
+        <w:tc>
+          <w:tcPr>
+            <w:tcW w:type="dxa" w:w="2160"/>
+          </w:tcPr>
+          <w:p>
+            <w:r>
+              <w:rPr>
+                <w:b/>
+              </w:rPr>
+              <w:t>Unit</w:t>
+            </w:r>
+          </w:p>
+        </w:tc>
+        <w:tc>
+          <w:tcPr>
+            <w:tcW w:type="dxa" w:w="2160"/>
+          </w:tcPr>
+          <w:p>
+            <w:r>
+              <w:rPr>
+                <w:b/>
+              </w:rPr>
+              <w:t>Notes</w:t>
             </w:r>
           </w:p>
         </w:tc>
@@ -563,7 +656,7 @@
           </w:tcPr>
           <w:p>
             <w:r>
-              <w:t>24.17</w:t>
+              <w:t>24.14</w:t>
             </w:r>
           </w:p>
         </w:tc>
@@ -613,7 +706,7 @@
           </w:tcPr>
           <w:p>
             <w:r>
-              <w:t>bar</w:t>
+              <w:t>bar (g)</w:t>
             </w:r>
           </w:p>
         </w:tc>
@@ -623,7 +716,7 @@
           </w:tcPr>
           <w:p>
             <w:r>
-              <w:t>PN10 Flange Rating</w:t>
+              <w:t>Corresponds to PN10 flange rating.</w:t>
             </w:r>
           </w:p>
         </w:tc>
@@ -721,7 +814,7 @@
     </w:p>
     <w:p>
       <w:r>
-        <w:t>(Calculations performed as per 4-PRC-0007 / Pump_Calculation_Template)</w:t>
+        <w:t>(Calculations performed per 4-PRC-0007 / Pump_Calculation_Template)</w:t>
       </w:r>
     </w:p>
     <w:tbl>
@@ -807,7 +900,7 @@
           </w:tcPr>
           <w:p>
             <w:r>
-              <w:t>25.55</w:t>
+              <w:t>25.58</w:t>
             </w:r>
           </w:p>
         </w:tc>
@@ -887,7 +980,7 @@
           </w:tcPr>
           <w:p>
             <w:r>
-              <w:t>24.17</w:t>
+              <w:t>24.14</w:t>
             </w:r>
           </w:p>
         </w:tc>
@@ -1073,7 +1166,7 @@
           </w:tcPr>
           <w:p>
             <w:r>
-              <w:t>As per API 610</w:t>
+              <w:t>Per API 610 (minimum)</w:t>
             </w:r>
           </w:p>
         </w:tc>
@@ -1127,7 +1220,7 @@
           </w:tcPr>
           <w:p>
             <w:r>
-              <w:t>Specific Speed</w:t>
+              <w:t>Specific Speed (Ns)</w:t>
             </w:r>
           </w:p>
         </w:tc>
@@ -1147,7 +1240,7 @@
           </w:tcPr>
           <w:p>
             <w:r>
-              <w:t>-</w:t>
+              <w:t>(m, m³/s, rpm)</w:t>
             </w:r>
           </w:p>
         </w:tc>
@@ -1199,880 +1292,8 @@
           </w:tcPr>
           <w:p>
             <w:r>
-              <w:t>Net Positive Suction Head Required (Vendor to confirm)</w:t>
+              <w:t>Net Positive Suction Head Required</w:t>
             </w:r>
-          </w:p>
-        </w:tc>
-      </w:tr>
-      <w:tr>
-        <w:tc>
-          <w:tcPr>
-            <w:tcW w:type="dxa" w:w="2160"/>
-          </w:tcPr>
-          <w:p>
-            <w:r>
-              <w:t>NPSHa vs NPSHr Status</w:t>
-            </w:r>
-          </w:p>
-        </w:tc>
-        <w:tc>
-          <w:tcPr>
-            <w:tcW w:type="dxa" w:w="2160"/>
-          </w:tcPr>
-          <w:p>
-            <w:r>
-              <w:t>PASS</w:t>
-            </w:r>
-          </w:p>
-        </w:tc>
-        <w:tc>
-          <w:tcPr>
-            <w:tcW w:type="dxa" w:w="2160"/>
-          </w:tcPr>
-          <w:p>
-            <w:r>
-              <w:t>-</w:t>
-            </w:r>
-          </w:p>
-        </w:tc>
-        <w:tc>
-          <w:tcPr>
-            <w:tcW w:type="dxa" w:w="2160"/>
-          </w:tcPr>
-          <w:p>
-            <w:r>
-              <w:t>(25.6 m NPSHa &gt; 4.0 m NPSHr)</w:t>
-            </w:r>
-          </w:p>
-        </w:tc>
-      </w:tr>
-    </w:tbl>
-    <w:p>
-      <w:pPr>
-        <w:pStyle w:val="Heading3"/>
-      </w:pPr>
-      <w:r>
-        <w:t>4. MATERIALS OF CONSTRUCTION</w:t>
-      </w:r>
-    </w:p>
-    <w:p>
-      <w:r>
-        <w:t>(Referenced Standards: 4-SPC-0001, 4-SPC-0002, 5-LST-0003)</w:t>
-      </w:r>
-    </w:p>
-    <w:tbl>
-      <w:tblPr>
-        <w:tblStyle w:val="TableGrid"/>
-        <w:tblW w:type="auto" w:w="0"/>
-        <w:tblLook w:firstColumn="1" w:firstRow="1" w:lastColumn="0" w:lastRow="0" w:noHBand="0" w:noVBand="1" w:val="04A0"/>
-      </w:tblPr>
-      <w:tblGrid>
-        <w:gridCol w:w="2160"/>
-        <w:gridCol w:w="2160"/>
-        <w:gridCol w:w="2160"/>
-        <w:gridCol w:w="2160"/>
-      </w:tblGrid>
-      <w:tr>
-        <w:tc>
-          <w:tcPr>
-            <w:tcW w:type="dxa" w:w="2160"/>
-          </w:tcPr>
-          <w:p>
-            <w:r>
-              <w:rPr>
-                <w:b/>
-              </w:rPr>
-              <w:t>Part Group</w:t>
-            </w:r>
-          </w:p>
-        </w:tc>
-        <w:tc>
-          <w:tcPr>
-            <w:tcW w:type="dxa" w:w="2160"/>
-          </w:tcPr>
-          <w:p>
-            <w:r>
-              <w:rPr>
-                <w:b/>
-              </w:rPr>
-              <w:t>Component</w:t>
-            </w:r>
-          </w:p>
-        </w:tc>
-        <w:tc>
-          <w:tcPr>
-            <w:tcW w:type="dxa" w:w="2160"/>
-          </w:tcPr>
-          <w:p>
-            <w:r>
-              <w:rPr>
-                <w:b/>
-              </w:rPr>
-              <w:t>Material Specification</w:t>
-            </w:r>
-          </w:p>
-        </w:tc>
-        <w:tc>
-          <w:tcPr>
-            <w:tcW w:type="dxa" w:w="2160"/>
-          </w:tcPr>
-          <w:p>
-            <w:r>
-              <w:rPr>
-                <w:b/>
-              </w:rPr>
-              <w:t>Justification / Notes</w:t>
-            </w:r>
-          </w:p>
-        </w:tc>
-      </w:tr>
-      <w:tr>
-        <w:tc>
-          <w:tcPr>
-            <w:tcW w:type="dxa" w:w="2160"/>
-          </w:tcPr>
-          <w:p>
-            <w:r>
-              <w:t>------------------</w:t>
-            </w:r>
-          </w:p>
-        </w:tc>
-        <w:tc>
-          <w:tcPr>
-            <w:tcW w:type="dxa" w:w="2160"/>
-          </w:tcPr>
-          <w:p>
-            <w:r>
-              <w:t>**--------------------------------------------------------------------------------------------------------------------------------------------------------------------------------------------------------------------------------------------------------------------------------------------------------------------------------------------------------------------------------------------------------------------------------------------------------------------------------------------------------------------------------------------------------------------------------------------------------------------------------------------------------------------------------------------------------------------------------------------------------------------------------------------------------------------------------------------------------------------------------------------------------------------------------------------------------------------------------------------------------------------------------------------------------------------------------------------------------------------------------------------------------------------------------------------------------------------------------------------------------------------------------------------------------------------------------------------------------------------------------------------------------------------------------------------------------------------------------------------------------------------------------------------------------------------------------------------------------------------------------------------------------------------------------------------------------------------------------------------------------------------------------------------------------------------------------------------------------------------------------------------------------------------------------------------------------------------------------------------------------------------------------------------------------------------------------------------------------------------------------------------------------------------------------------------------------------------------------------------------------------------------------------------------------------------------------------------------------------------------------------------------------------------------------------------------------------------------------------------------------------------------------------------------------------------------------------------------------------------------------------------------------------------------------------------------------------------------------------------------------------------------------------------------------------------------------------------------------------------------------------------------------------------------------------------------------------------------------------------------------------------------------------------------------------------------------------------------------------------------------------------------------------------------------------------------------------------------------------------------------------------------------------------------------------------------------------------------------------------------------------------------------------------------------------------------------------------------------------------------------------------------------------------------------------------------------------------------------------------------------------------------------------------------------------------------------------------------------------------------------------------------------------------------------------------------------------------------------------------------------------------------------------------------------------------------------------------------------------------------------------------------------------------------------------------------------------------------------------------------------------------------------------------------------------------------------------------------------------------------------------------------------------------------------------------------------------------------------------------------------------------------------------------------------------------------------------------------------------------------------------------------------------------------------------------------------------------------------------------------------------------------------------------------------------------------------------------------------------------------------------------------------------------------------------------------------------------------------------------------------------------------------------------------------------------------------------------------------------------------------------------------------------------------------------------------------------------------------------------------------------------------------------------------------------------------------------------------------------------------------------------------------------------------------------------------------------------------------------------------------------------------------------------------------------------------------------------------------------------------------------------------------------------------------------------------------------------------------------------------------------------------------------------------------------------------------------------------------------------------------------------------------------------------------------------------------------------------------------------------------------------------------------------------------------------------------------------------------------------------------------------------------------------------------------------------------------------------------------------------------------------------------------------------------------------------------------------------------------------------------------------------------------------------------------------------------------------------------------------------------------------------------------------------------------------------------------------------------------------------------------------------------------------------------------------------------------------------------------------------------------------------------------------------------------------------------------------------------------------------------------------------------------------------------------------------------------------------------------------------------------------------------------------------------------------------------------------------------------------------------------------------------------------------------------------------------------------------------------------------------------------------------------------------------------------------------------------------------------------------------------------------------------------------------------------------------------------------------------------------------------------------------------------------------------------------------------------------------------------------------------------------------------------------------------------------------------------------------------------------------------------------------------------------------------------------------------------------------------------------------------------------------------------------------------------------------------------------------------------------------------------------------------------------------------------------------------------------------------------------------------------------------------------------------------------------------------------------------------------------------------------------------------------------------------------------------------------------------------------------------------------------------------------------------------------------------------------------------------------------------------------------------------------------------------------------------------------------------------------------------------------------------------------------------------------------------------------------------------------------------------------------------------------------------------------------------------------------------------------------------------------------------------------------------------------------------------------------------------------------------------------------------------------------------------------------------------------------------------------------------------------------------------------------------------------------------------------------------------------------------------------------------------------------------------------------------------------------------------------------------------------------------------------------------------------------------------------------------------------------------------------------------------------------------------------------------------------------------------------------------------------------------------------------------------------------------------------------------------------------------------------------------------------------------------------------------------------------------------------------------------------------------------------------------------------------------------------------------------------------------------------------------------------------------------------------------------------------------------------------------------------------------------------------------------------------------------------------------------------------------------------------------------------------------------------------------------------------------------------------------------------------------------------------------------------------------------------------------------------------------------------------------------------------------------------------------------------------------------------------------------------------------------------------------------------------------------------------------------------------------------------------------------------------------------------------------------------------------------------------------------------------------------------------------------------------------------------------------------------------------------------------------------------------------------------------------------------------------------------------------------------------------------------------------------------------------------------------------------------------------------------------------------------------------------------------------------------------------------------------------------------------------------------------------------------------------------------------------------------------------------------------------------------------------------------------------------------------------------------------------------------------------------------------------------------------------------------------------------------------------------------------------------------------------------------------------------------------------------------------------------------------------------------------------------------------------------------------------------------------------------------------------------------------------------------------------------------------------------------------------------------------------------------------------------------------------------------------------------------------------------------------------------------------------------------------------------------------------------------------------------------------------------------------------------------------------------------------------------------------------------------------------------------------------------------------------------------------------------------------------------------------------------------------------------------------------------------------------------------------------------------------------------------------------------------------------------------------------------------------------------------------------------------------------------------------------------------------------------------------------------------------------------------------------------------------------------------------------------------------------------------------------------------------------------------------------------------------------------------------------------------------------------------------------------------------------------------------------------------------------------------------------------------------------------------------------------------------------------------------------------------------------------------------------------------------------------------------------------------------------------------------------------------------------------------------------------------------------------------------------------------------------------------------------------------------------------------------------------------------------------------------------------------------------------------------------------------------------------------------------------------------------------------------------------------------------------------------------------------------------------------------------------------------------------------------------------------------------------------------------------------------------------------------------------------------------------------------------------------------------------------------------------------------------------------------------------------------------------------------------------------------------------------------------------------------------------------------------------------------------------------------------------------------------------------------------------------------------------------------------------------------------------------------------------------------------------------------------------------------------------------------------------------------------------------------------------------------------------------------------------------------------------------------------------------------------------------------------------------------------------------------------------------------------------------------------------------------------------------------------------------------------------------------------------------------------------------------------------------------------------------------------------------------------------------------------------------------------------------------------------------------------------------------------------------------------------------------------------------------------------------------------------------------------------------------------------------------------------------------------------------------------------------------------------------------------------------------------------------------------------------------------------------------------------------------------------------------------------------------------------------------------------------------------------------------------------------------------------------------------------------------------------------------------------------------------------------------------------------------------------------------------------------------------------------------------------------------------------------------------------------------------------------------------------------------------------------------------------------------------------------------------------------------------------------------------------------------------------------------------------------------------------------------------------------------------------------------------------------------------------------------------------------------------------------------------------------------------------------------------------------------------------------------------------------------------------------------------------------------------------------------------------------------------------------------------------------------------------------------------------------------------------------------------------------------------------------------------------------------------------------------------------------------------------------------------------------------------------------------------------------------------------------------------------------------------------------------------------------------------------------------------------------------------------------------------------------------------------------------------------------------------------------------------------------------------------------------------------------------------------------------------------------------------------------------------------------------------------------------------------------------------------------------------------------------------------------------------------------------------------------------------------------------------------------------------------------------------------------------------------------------------------------------------------------------------------------------------------------------------------------------------------------------------------------------------------------------------------------------------------------------------------------------------------------------------------------------------------------------------------------------------------------------------------------------------------------------------------------------------------------------------------------------------------------------------------------------------------------------------------------------------------------------------------------------------------------------------------------------------------------------------------------------------------------------------------------------------------------------------------------------------------------------------------------------------------------------------------------------------------------------------------------------------------------------------------------------------------------------------------------------------------------------------------------------------------------------------------------------------------------------------------------------------------------------------------------------------------------------------------------------------------------------------------------------------------------------------------------------------------------------------------------------------------------------------------------------------------------------------------------------------------------------------------------------------------------------------------------------------------------------------------------------------------------------------------------------------------------------------------------------------------------------------------------------------------------------------------------------------------------------------------------------------------------------------------------------------------------------------------------------------------------------------------------------------------------------------------------------------------------------------------------------------------------------------------------------------------------------------------------------------------------------------------------------------------------------------------------------------------------------------------------------------------------------------------------------------------------------------------------------------------------------------------------------------------------------------------------------------------------------------------------------------------------------------------------------------------------------------------------------------------------------------------------------------------------------------------------------------------------------------------------------------------------------------------------------------------------------------------------------------------------------------------------------------------------------------------------------------------------------------------------------------------------------------------------------------------------------------------------------------------------------------------------------------------------------------------------------------------------------------------------------------------------------------------------------------------------------------------------------------------------------------------------------------------------------------------------------------------------------------------------------------------------------------------------------------------------------------------------------------------------------------------------------------------------------------------------------------------------------------------------------------------------------------------------------------------------------------------------------------------------------------------------------------------------------------------------------------------------------------------------------------------------------------------------------------------------------------------------------------------------------------------------------------------------------------------------------------------------------------------------------------------------------------------------------------------------------------------------------------------------------------------------------------------------------------------------------------------------------------------------------------------------------------------------------------------------------------------------------------------------------------------------------------------------------------------------------------------------------------------------------------------------------------------------------------------------------------------------------------------------------------------------------------------------------------------------------------------------------------------------------------------------------------------------------------------------------------------------------------------------------------------------------------------------------------------------------------------------------------------------------------------------------------------------------------------------------------------------------------------------------------------------------------------------------------------------------------------------------------------------------------------------------------------------------------------------------------------------------------------------------------------------------------------------------------------------------------------------------------------------------------------------------------------------------------------------------------------------------------------------------------------------------------------------------------------------------------------------------------------------------------------------------------------------------------------------------------------------------------------------------------------------------------------------------------------------------------------------------------------------------------------------------------------------------------------------------------------------------------------------------------------------------------------------------------------------------------------------------------------------------------------------------------------------------------------------------------------------------------------------------------------------------------------------------------------------------------------------------------------------------------------------------------------------------------------------------------------------------------------------------------------------------------------------------------------------------------------------------------------------------------------------------------------------------------------------------------------------------------------------------------------------------------------------------------------------------------------------------------------------------------------------------------------------------------------------------------------------------------------------------------------------------------------------------------------------------------------------------------------------------------------------------------------------------------------------------------------------------------------------------------------------------------------------------------------------------------------------------------------------------------------------------------------------------------------------------------------------------------------------------------------------------------------------------------------------------------------------------------------------------------------------------------------------------------------------------------------------------------------------------------------------------------------------------------------------------------------------------------------------------------------------------------------------------------------------------------------------------------------------------------------------------------------------------------------------------------------------------------------------------------------------------------------------------------------------------------------------------------------------------------------------------------------------------------------------------------------------------------------------------------------------------------------------------------------------------------------------------------------------------------------------------------------------------------------------------------------------------------------------------------------------------------------------------------------------------------------------------------------------------------------------------------------------------------------------------------------------------------------------------------------------------------------------------------------------------------------------------------------------------------------------------------------------------------------------------------------------------------------------------------------------------------------------------------------------------------------------------------------------------------------------------------------------------------------------------------------------------------------------------------------------------------------------------------------------------------------------------------------------------------------------------------------------------------------------------------------------------------------------------------------------------------------------------------------------------------------------------------------------------------------------------------------------------------------------------------------------------------------------------------------------------------------------------------------------------------------------------------------------------------------------------------------------------------------------------------------------------------------------------------------------------------------------------------------------------------------------------------------------------------------------------------------------------------------------------------------------------------------------------------------------------------------------------------------------------------------------------------------------------------------------------------------------------------------------------------------------------------------------------------------------------------------------------------------------------------------------------------------------------------------------------------------------------------------------------------------------------------------------------------------------------------------------------------------------------------------------------------------------------------------------------------------------------------------------------------------------------------------------------------------------------------------------------------------------------------------------------------------------------------------------------------------------------------------------------------------------------------------------------------------------------------------------------------------------------------------------------------------------------------------------------------------------------------------------------------------------------------------------------------------------------------------------------------------------------------------------------------------------------------------------------------------------------------------------------------------------------------------------------------------------------------------------------------------------------------------------------------------------------------------------------------------------------------------------------------------------------------------------------------------------------------------------------------------------------------------------------------------------------------------------------------------------------------------------------------------------------------------------------------------------------------------------------------------------------------------------------------------------------------------------------------------------------------------------------------------------------------------------------------------------------------------------------------------------------------------------------------------------------------------------------------------------------------------------------------------------------------------------------------------------------------------------------------------------------------------------------------------------------------------------------------------------------------------------------------------------------------------------------------------------------------------------------------------------------------------------------------------------------------------------------------------------------------------------------------------------------------------------------------------------------------------------------------------------------------------------------------------------------------------------------------------------------------------------------------------------------------------------------------------------------------------------------------------------------------------------------------------------------------------------------------------------------------------------------------------------------------------------------------------------------------------------------------------------------------------------------------------------------------------------------------------------------------------------------------------------------------------------------------------------------------------------------------------------------------------------------------------------------------------------------------------------------------------------------------------------------------------------------------------------------------------------------------------------------------------------------------------------------------------------------------------------------------------------------------------------------------------------------------------------------------------------------------------------------------------------------------------------------------------------------------------------------------------------------------------------------------------------------------------------------------------------------------------------------------------------------------------------------------------------------------------------------------------------------------------------------------------------------------------------------------------------------------------------------------------------------------------------------------------------------------------------------------------------------------------------------------------------------------------------------------------------------------------------------------------------------------------------------------------------------------------------------------------------------------------------------------------------------------------------------------------------------------------------------------------------------------------------------------------------------------------------------------------------------------------------------------------------------------------------------------------------------------------------------------------------------------------------------------------------------------------------------------------------------------------------------------------------------------------------------------------------------------------------------------------------------------------------------------------------------------------------------------------------------------------------------------------------------------------------------------------------------------------------------------------------------------------------------------------------------------------------------------------------------------------------------------------------------------------------------------------------------------------------------------------------------------------------------------------------------------------------------------------------------------------------------------------------------------------------------------------------------------------------------------------------------------------------------------------------------------------------------------------------------------------------------------------------------------------------------------------------------------------------------------------------------------------------------------------------------------------------------------------------------------------------------------------------------------------------------------------------------------------------------------------------------------------------------------------------------------------------------------------------------------------------------------------------------------------------------------------------------------------------------------------------------------------------------------------------------------------------------------------------------------------------------------------------------------------------------------------------------------------------------------------------------------------------------------------------------------------------------------------------------------------------------------------------------------------------------------------------------------------------------------------------------------------------------------------------------------------------------------------------------------------------------------------------------------------------------------------------------------------------------------------------------------------------------------------------------------------------------------------------------------------------------------------------------------------------------------------------------------------------------------------------------------------------------------------------------------------------------------------------------------------------------------------------------------------------------------------------------------------------------------------------------------------------------------------------------------------------------------------------------------------------------------------------------------------------------------------------------------------------------------------------------------------------------------------------------------------------------------------------------------------------------------------------------------------------------------------------------------------------------------------------------------------------------------------------------------------------------------------------------------------------------------------------------------------------------------------------------------------------------------------------------------------------------------------------------------------------------------------------------------------------------------------------------------------------------------------------------------------------------------------------------------------------------------------------------------------------------------------------------------------------------------------------------------------------------------------------------------------------------------------------------------------------------------------------------------------------------------------------------------------------------------------------------------------------------------------------------------------------------------------------------------------------------------------------------------------------------------------------------------------------------------------------------------------------------------------------------------------------------------------------------------------------------------------------------------------------------------------------------------------------------------------------------------------------------------------------------------------------------------------------------------------------------------------------------------------------------------------------------------------------------------------------------------------------------------------------------------------------------------------------------------------------------------------------------------------------------------------------------------------------------------------------------------------------------------------------------------------------------------------------------------------------------------------------------------------------------------------------------------------------------------------------------------------------------------------------------------------------------------------------------------------------------------------------------------------------------------------------------------------------------------------------------------------------------------------------------------------------------------------------------------------------------------------------------------------------------------------------------------------------------------------------------------------------------------------------------------------------------------------------------------------------------------------------------------------------------------------------------------------------------------------------------------------------------------------------------------------------------------------------------------------------------------------------------------------------------------------------------------------------------------------------------------------------------------------------------------------------------------------------------------------------------------------------------------------------------------------------------------------------------------------------------------------------------------------------------------------------------------------------------------------------------------------------------------------------------------------------------------------------------------------------------------------------------------------------------------------------------------------------------------------------------------------------------------------------------------------------------------------------------------------------------------------------------------------------------------------------------------------------------------------------------------------------------------------------------------------------------------------------------------------------------------------------------------------------------------------------------------------------------------------------------------------------------------------------------------------------------------------------------------------------------------------------------------------------------------------------------------------------------------------------------------------------------------------------------------------------------------------------------------------------------------------------------------------------------------------------------------------------------------------------------------------------------------------------------------------------------------------------------------------------------------------------------------------------------------------------------------------------------------------------------------------------------------------------------------------------------------------------------------------------------------------------------------------------------------------------------------------------------------------------------------------------------------------------------------------------------------------------------------------------------------------------------------------------------------------------------------------------------------------------------------------------------------------------------------------------------------------------------------------------------------------------------------------------------------------------------------------------------------------------------------------------------------------------------------------------------------------------------------------------------------------------------------------------------------------------------------------------------------------------------------------------------------------------------------------------------------------------------------------------------------------------------------------------------------------------------------------------------------------------------------------------------------------------------------------------------------------------------------------------------------------------------------------------------------------------------------------------------------------------------------------------------------------------------------------------------------------------------------------------------------------------------------------------------------------------------------------------------------------------------------------------------------------------------------------------------------------------------------------------------------------------------------------------------------------------------------------------------------------------------------------------------------------------------------------------------------------------------------------------------------------------------------------------------------------------------------------------------------------------------------------------------------------------------------------------------------------------------------------------------------------------------------------------------------------------------------------------------------------------------------------------------------------------------------------------------------------------------------------------------------------------------------------------------------------------------------------------------------------------------------------------------------------------------------------------------------------------------------------------------------------------------------------------------------------------------------------------------------------------------------------------------------------------------------------------------------------------------------------------------------------------------------------------------------------------------------------------------------------------------------------------------------------------------------------------------------------------------------------------------------------------------------------------------------------------------------------------------------------------------------------------------------------------------------------------------------------------------------------------------------------------------------------------------------------------------------------------------------------------------------------------------------------------------------------------------------------------------------------------------------------------------------------------------------------------------------------------------------------------------------------------------------------------------------------------------------------------------------------------------------------------------------------------------------------------------------------------------------------------------------------------------------------------------------------------------------------------------------------------------------------------------------------------------------------------------------------------------------------------------------------------------------------------------------------------------------------------------------------------------------------------------------------------------------------------------------------------------------------------------------------------------------------------------------------------------------------------------------------------------------------------------------------------------------------------------------------------------------------------------------------------------------------------------------------------------------------------------------------------------------------------------------------------------------------------------------------------------------------------------------------------------------------------------------------------------------------------------------------------------------------------------------------------------------------------------------------------------------------------------------------------------------------------------------------------------------------------------------------------------------------------------------------------------------------------------------------------------------------------------------------------------------------------------------------------------------------------------------------------------------------------------------------------------------------------------------------------------------------------------------------------------------------------------------------------------------------------------------------------------------------------------------------------------------------------------------------------------------------------------------------------------------------------------------------------------------------------------------------------------------------------------------------------------------------------------------------------------------------------------------------------------------------------------------------------------------------------------------------------------------------------------------------------------------------------------------------------------------------------------------------------------------------------------------------------------------------------------------------------------------------------------------------------------------------------------------------------------------------------------------------------------------------------------------------------------------------------------------------------------------------------------------------------------------------------------------------------------------------------------------------------------------------------------------------------------------------------------------------------------------------------------------------------------------------------------------------------------------------------------------------------------------------------------------------------------------------------------------------------------------------------------------------------------------------------------------------------------------------------------------------------------------------------------------------------------------------------------------------------------------------------------------------------------------------------------------------------------------------------------------------------------------------------------------------------------------------------------------------------------------------------------------------------------------------------------------------------------------------------------------------------------------------------------------------------------------------------------------------------------------------------------------------------------------------------------------------------------------------------------------</w:t>
-            </w:r>
-          </w:p>
-        </w:tc>
-        <w:tc>
-          <w:tcPr>
-            <w:tcW w:type="dxa" w:w="2160"/>
-          </w:tcPr>
-          <w:p>
-            <w:r/>
-          </w:p>
-        </w:tc>
-        <w:tc>
-          <w:tcPr>
-            <w:tcW w:type="dxa" w:w="2160"/>
-          </w:tcPr>
-          <w:p>
-            <w:r/>
-          </w:p>
-        </w:tc>
-      </w:tr>
-    </w:tbl>
-    <w:p>
-      <w:r>
-        <w:t>MEG Transfer Pump Data Sheet</w:t>
-      </w:r>
-    </w:p>
-    <w:p>
-      <w:r>
-        <w:t>Client: B Star Chemetics</w:t>
-      </w:r>
-    </w:p>
-    <w:p>
-      <w:r>
-        <w:t>Project: MEG Transfer Pump Skid</w:t>
-      </w:r>
-    </w:p>
-    <w:p>
-      <w:r>
-        <w:t>Location: Sarnia, Ontario, Canada</w:t>
-      </w:r>
-    </w:p>
-    <w:p>
-      <w:r>
-        <w:t>Document No.: 4-PDS-XXXX</w:t>
-      </w:r>
-    </w:p>
-    <w:p>
-      <w:r>
-        <w:t>Revision: 0</w:t>
-      </w:r>
-    </w:p>
-    <w:p>
-      <w:r>
-        <w:t>Date: 2023-10-27</w:t>
-      </w:r>
-    </w:p>
-    <w:p>
-      <w:r>
-        <w:t>Prepared By: [Mechanical Engineer's Name/Department]</w:t>
-      </w:r>
-    </w:p>
-    <w:p>
-      <w:pPr>
-        <w:pStyle w:val="Heading3"/>
-      </w:pPr>
-      <w:r>
-        <w:t>1. EQUIPMENT IDENTIFICATION</w:t>
-      </w:r>
-    </w:p>
-    <w:tbl>
-      <w:tblPr>
-        <w:tblStyle w:val="TableGrid"/>
-        <w:tblW w:type="auto" w:w="0"/>
-        <w:tblLook w:firstColumn="1" w:firstRow="1" w:lastColumn="0" w:lastRow="0" w:noHBand="0" w:noVBand="1" w:val="04A0"/>
-      </w:tblPr>
-      <w:tblGrid>
-        <w:gridCol w:w="2880"/>
-        <w:gridCol w:w="2880"/>
-        <w:gridCol w:w="2880"/>
-      </w:tblGrid>
-      <w:tr>
-        <w:tc>
-          <w:tcPr>
-            <w:tcW w:type="dxa" w:w="2880"/>
-          </w:tcPr>
-          <w:p>
-            <w:r>
-              <w:rPr>
-                <w:b/>
-              </w:rPr>
-              <w:t>Field</w:t>
-            </w:r>
-          </w:p>
-        </w:tc>
-        <w:tc>
-          <w:tcPr>
-            <w:tcW w:type="dxa" w:w="2880"/>
-          </w:tcPr>
-          <w:p>
-            <w:r>
-              <w:rPr>
-                <w:b/>
-              </w:rPr>
-              <w:t>Value</w:t>
-            </w:r>
-          </w:p>
-        </w:tc>
-        <w:tc>
-          <w:tcPr>
-            <w:tcW w:type="dxa" w:w="2880"/>
-          </w:tcPr>
-          <w:p>
-            <w:r>
-              <w:rPr>
-                <w:b/>
-              </w:rPr>
-              <w:t>Remarks</w:t>
-            </w:r>
-          </w:p>
-        </w:tc>
-      </w:tr>
-      <w:tr>
-        <w:tc>
-          <w:tcPr>
-            <w:tcW w:type="dxa" w:w="2880"/>
-          </w:tcPr>
-          <w:p>
-            <w:r>
-              <w:t>Equipment Tag</w:t>
-            </w:r>
-          </w:p>
-        </w:tc>
-        <w:tc>
-          <w:tcPr>
-            <w:tcW w:type="dxa" w:w="2880"/>
-          </w:tcPr>
-          <w:p>
-            <w:r>
-              <w:t>P-001 A/B</w:t>
-            </w:r>
-          </w:p>
-        </w:tc>
-        <w:tc>
-          <w:tcPr>
-            <w:tcW w:type="dxa" w:w="2880"/>
-          </w:tcPr>
-          <w:p>
-            <w:r>
-              <w:t>Primary (A) and Standby (B) Pump</w:t>
-            </w:r>
-          </w:p>
-        </w:tc>
-      </w:tr>
-      <w:tr>
-        <w:tc>
-          <w:tcPr>
-            <w:tcW w:type="dxa" w:w="2880"/>
-          </w:tcPr>
-          <w:p>
-            <w:r>
-              <w:t>Service</w:t>
-            </w:r>
-          </w:p>
-        </w:tc>
-        <w:tc>
-          <w:tcPr>
-            <w:tcW w:type="dxa" w:w="2880"/>
-          </w:tcPr>
-          <w:p>
-            <w:r>
-              <w:t>Monoethylene Glycol (MEG) Transfer</w:t>
-            </w:r>
-          </w:p>
-        </w:tc>
-        <w:tc>
-          <w:tcPr>
-            <w:tcW w:type="dxa" w:w="2880"/>
-          </w:tcPr>
-          <w:p>
-            <w:r>
-              <w:t>Continuous duty process transfer</w:t>
-            </w:r>
-          </w:p>
-        </w:tc>
-      </w:tr>
-      <w:tr>
-        <w:tc>
-          <w:tcPr>
-            <w:tcW w:type="dxa" w:w="2880"/>
-          </w:tcPr>
-          <w:p>
-            <w:r>
-              <w:t>Quantity</w:t>
-            </w:r>
-          </w:p>
-        </w:tc>
-        <w:tc>
-          <w:tcPr>
-            <w:tcW w:type="dxa" w:w="2880"/>
-          </w:tcPr>
-          <w:p>
-            <w:r>
-              <w:t>2</w:t>
-            </w:r>
-          </w:p>
-        </w:tc>
-        <w:tc>
-          <w:tcPr>
-            <w:tcW w:type="dxa" w:w="2880"/>
-          </w:tcPr>
-          <w:p>
-            <w:r>
-              <w:t>(1 Duty + 1 Standby)</w:t>
-            </w:r>
-          </w:p>
-        </w:tc>
-      </w:tr>
-      <w:tr>
-        <w:tc>
-          <w:tcPr>
-            <w:tcW w:type="dxa" w:w="2880"/>
-          </w:tcPr>
-          <w:p>
-            <w:r>
-              <w:t>Pump Type</w:t>
-            </w:r>
-          </w:p>
-        </w:tc>
-        <w:tc>
-          <w:tcPr>
-            <w:tcW w:type="dxa" w:w="2880"/>
-          </w:tcPr>
-          <w:p>
-            <w:r>
-              <w:t>Centrifugal</w:t>
-            </w:r>
-          </w:p>
-        </w:tc>
-        <w:tc>
-          <w:tcPr>
-            <w:tcW w:type="dxa" w:w="2880"/>
-          </w:tcPr>
-          <w:p>
-            <w:r>
-              <w:t>Radial Flow (based on Specific Speed)</w:t>
-            </w:r>
-          </w:p>
-        </w:tc>
-      </w:tr>
-      <w:tr>
-        <w:tc>
-          <w:tcPr>
-            <w:tcW w:type="dxa" w:w="2880"/>
-          </w:tcPr>
-          <w:p>
-            <w:r>
-              <w:t>API Compliance</w:t>
-            </w:r>
-          </w:p>
-        </w:tc>
-        <w:tc>
-          <w:tcPr>
-            <w:tcW w:type="dxa" w:w="2880"/>
-          </w:tcPr>
-          <w:p>
-            <w:r>
-              <w:t>API 610 (latest edition)</w:t>
-            </w:r>
-          </w:p>
-        </w:tc>
-        <w:tc>
-          <w:tcPr>
-            <w:tcW w:type="dxa" w:w="2880"/>
-          </w:tcPr>
-          <w:p>
-            <w:r>
-              <w:t>For heavy-duty petrochemical service</w:t>
-            </w:r>
-          </w:p>
-        </w:tc>
-      </w:tr>
-    </w:tbl>
-    <w:p>
-      <w:pPr>
-        <w:pStyle w:val="Heading3"/>
-      </w:pPr>
-      <w:r>
-        <w:t>2. OPERATING CONDITIONS</w:t>
-      </w:r>
-    </w:p>
-    <w:tbl>
-      <w:tblPr>
-        <w:tblStyle w:val="TableGrid"/>
-        <w:tblW w:type="auto" w:w="0"/>
-        <w:tblLook w:firstColumn="1" w:firstRow="1" w:lastColumn="0" w:lastRow="0" w:noHBand="0" w:noVBand="1" w:val="04A0"/>
-      </w:tblPr>
-      <w:tblGrid>
-        <w:gridCol w:w="2160"/>
-        <w:gridCol w:w="2160"/>
-        <w:gridCol w:w="2160"/>
-        <w:gridCol w:w="2160"/>
-      </w:tblGrid>
-      <w:tr>
-        <w:tc>
-          <w:tcPr>
-            <w:tcW w:type="dxa" w:w="2160"/>
-          </w:tcPr>
-          <w:p>
-            <w:r>
-              <w:rPr>
-                <w:b/>
-              </w:rPr>
-              <w:t>Field</w:t>
-            </w:r>
-          </w:p>
-        </w:tc>
-        <w:tc>
-          <w:tcPr>
-            <w:tcW w:type="dxa" w:w="2160"/>
-          </w:tcPr>
-          <w:p>
-            <w:r>
-              <w:rPr>
-                <w:b/>
-              </w:rPr>
-              <w:t>Value</w:t>
-            </w:r>
-          </w:p>
-        </w:tc>
-        <w:tc>
-          <w:tcPr>
-            <w:tcW w:type="dxa" w:w="2160"/>
-          </w:tcPr>
-          <w:p>
-            <w:r>
-              <w:rPr>
-                <w:b/>
-              </w:rPr>
-              <w:t>Unit</w:t>
-            </w:r>
-          </w:p>
-        </w:tc>
-        <w:tc>
-          <w:tcPr>
-            <w:tcW w:type="dxa" w:w="2160"/>
-          </w:tcPr>
-          <w:p>
-            <w:r>
-              <w:rPr>
-                <w:b/>
-              </w:rPr>
-              <w:t>Source / Remarks</w:t>
-            </w:r>
-          </w:p>
-        </w:tc>
-      </w:tr>
-      <w:tr>
-        <w:tc>
-          <w:tcPr>
-            <w:tcW w:type="dxa" w:w="2160"/>
-          </w:tcPr>
-          <w:p>
-            <w:r>
-              <w:t>Fluid</w:t>
-            </w:r>
-          </w:p>
-        </w:tc>
-        <w:tc>
-          <w:tcPr>
-            <w:tcW w:type="dxa" w:w="2160"/>
-          </w:tcPr>
-          <w:p>
-            <w:r>
-              <w:t>Monoethylene Glycol (MEG), 95% wt</w:t>
-            </w:r>
-          </w:p>
-        </w:tc>
-        <w:tc>
-          <w:tcPr>
-            <w:tcW w:type="dxa" w:w="2160"/>
-          </w:tcPr>
-          <w:p>
-            <w:r>
-              <w:t>-</w:t>
-            </w:r>
-          </w:p>
-        </w:tc>
-        <w:tc>
-          <w:tcPr>
-            <w:tcW w:type="dxa" w:w="2160"/>
-          </w:tcPr>
-          <w:p>
-            <w:r>
-              <w:t>From Process Engineer (Code: MEG)</w:t>
-            </w:r>
-          </w:p>
-        </w:tc>
-      </w:tr>
-      <w:tr>
-        <w:tc>
-          <w:tcPr>
-            <w:tcW w:type="dxa" w:w="2160"/>
-          </w:tcPr>
-          <w:p>
-            <w:r>
-              <w:t>Density</w:t>
-            </w:r>
-          </w:p>
-        </w:tc>
-        <w:tc>
-          <w:tcPr>
-            <w:tcW w:type="dxa" w:w="2160"/>
-          </w:tcPr>
-          <w:p>
-            <w:r>
-              <w:t>1095</w:t>
-            </w:r>
-          </w:p>
-        </w:tc>
-        <w:tc>
-          <w:tcPr>
-            <w:tcW w:type="dxa" w:w="2160"/>
-          </w:tcPr>
-          <w:p>
-            <w:r>
-              <w:t>kg/m³</w:t>
-            </w:r>
-          </w:p>
-        </w:tc>
-        <w:tc>
-          <w:tcPr>
-            <w:tcW w:type="dxa" w:w="2160"/>
-          </w:tcPr>
-          <w:p>
-            <w:r>
-              <w:t>From Process Engineer (SG: 1.095)</w:t>
-            </w:r>
-          </w:p>
-        </w:tc>
-      </w:tr>
-      <w:tr>
-        <w:tc>
-          <w:tcPr>
-            <w:tcW w:type="dxa" w:w="2160"/>
-          </w:tcPr>
-          <w:p>
-            <w:r>
-              <w:t>Viscosity</w:t>
-            </w:r>
-          </w:p>
-        </w:tc>
-        <w:tc>
-          <w:tcPr>
-            <w:tcW w:type="dxa" w:w="2160"/>
-          </w:tcPr>
-          <w:p>
-            <w:r>
-              <w:t>4</w:t>
-            </w:r>
-          </w:p>
-        </w:tc>
-        <w:tc>
-          <w:tcPr>
-            <w:tcW w:type="dxa" w:w="2160"/>
-          </w:tcPr>
-          <w:p>
-            <w:r>
-              <w:t>mPa·s</w:t>
-            </w:r>
-          </w:p>
-        </w:tc>
-        <w:tc>
-          <w:tcPr>
-            <w:tcW w:type="dxa" w:w="2160"/>
-          </w:tcPr>
-          <w:p>
-            <w:r>
-              <w:t>From Process Engineer</w:t>
-            </w:r>
-          </w:p>
-        </w:tc>
-      </w:tr>
-      <w:tr>
-        <w:tc>
-          <w:tcPr>
-            <w:tcW w:type="dxa" w:w="2160"/>
-          </w:tcPr>
-          <w:p>
-            <w:r>
-              <w:t>Vapour Pressure</w:t>
-            </w:r>
-          </w:p>
-        </w:tc>
-        <w:tc>
-          <w:tcPr>
-            <w:tcW w:type="dxa" w:w="2160"/>
-          </w:tcPr>
-          <w:p>
-            <w:r>
-              <w:t>0.5</w:t>
-            </w:r>
-          </w:p>
-        </w:tc>
-        <w:tc>
-          <w:tcPr>
-            <w:tcW w:type="dxa" w:w="2160"/>
-          </w:tcPr>
-          <w:p>
-            <w:r>
-              <w:t>kPa</w:t>
-            </w:r>
-          </w:p>
-        </w:tc>
-        <w:tc>
-          <w:tcPr>
-            <w:tcW w:type="dxa" w:w="2160"/>
-          </w:tcPr>
-          <w:p>
-            <w:r>
-              <w:t>At 65°C (From Process Engineer)</w:t>
-            </w:r>
-          </w:p>
-        </w:tc>
-      </w:tr>
-      <w:tr>
-        <w:tc>
-          <w:tcPr>
-            <w:tcW w:type="dxa" w:w="2160"/>
-          </w:tcPr>
-          <w:p>
-            <w:r>
-              <w:t>Corrosive</w:t>
-            </w:r>
-          </w:p>
-        </w:tc>
-        <w:tc>
-          <w:tcPr>
-            <w:tcW w:type="dxa" w:w="2160"/>
-          </w:tcPr>
-          <w:p>
-            <w:r>
-              <w:t>True</w:t>
-            </w:r>
-          </w:p>
-        </w:tc>
-        <w:tc>
-          <w:tcPr>
-            <w:tcW w:type="dxa" w:w="2160"/>
-          </w:tcPr>
-          <w:p>
-            <w:r>
-              <w:t>-</w:t>
-            </w:r>
-          </w:p>
-        </w:tc>
-        <w:tc>
-          <w:tcPr>
-            <w:tcW w:type="dxa" w:w="2160"/>
-          </w:tcPr>
-          <w:p>
-            <w:r>
-              <w:t>Requires specific SS grade selection</w:t>
-            </w:r>
-          </w:p>
-        </w:tc>
-      </w:tr>
-      <w:tr>
-        <w:tc>
-          <w:tcPr>
-            <w:tcW w:type="dxa" w:w="2160"/>
-          </w:tcPr>
-          <w:p>
-            <w:r>
-              <w:t>Rated Flow</w:t>
-            </w:r>
-          </w:p>
-        </w:tc>
-        <w:tc>
-          <w:tcPr>
-            <w:tcW w:type="dxa" w:w="2160"/>
-          </w:tcPr>
-          <w:p>
-            <w:r>
-              <w:t>54</w:t>
-            </w:r>
-          </w:p>
-        </w:tc>
-        <w:tc>
-          <w:tcPr>
-            <w:tcW w:type="dxa" w:w="2160"/>
-          </w:tcPr>
-          <w:p>
-            <w:r>
-              <w:t>m³/h</w:t>
-            </w:r>
-          </w:p>
-        </w:tc>
-        <w:tc>
-          <w:tcPr>
-            <w:tcW w:type="dxa" w:w="2160"/>
-          </w:tcPr>
-          <w:p>
-            <w:r>
-              <w:t>Design Basis</w:t>
-            </w:r>
-          </w:p>
-        </w:tc>
-      </w:tr>
-      <w:tr>
-        <w:tc>
-          <w:tcPr>
-            <w:tcW w:type="dxa" w:w="2160"/>
-          </w:tcPr>
-          <w:p>
-            <w:r>
-              <w:t>Total Dynamic Head</w:t>
-            </w:r>
-          </w:p>
-        </w:tc>
-        <w:tc>
-          <w:tcPr>
-            <w:tcW w:type="dxa" w:w="2160"/>
-          </w:tcPr>
-          <w:p>
-            <w:r>
-              <w:t>24.17</w:t>
-            </w:r>
-          </w:p>
-        </w:tc>
-        <w:tc>
-          <w:tcPr>
-            <w:tcW w:type="dxa" w:w="2160"/>
-          </w:tcPr>
-          <w:p>
-            <w:r>
-              <w:t>m</w:t>
-            </w:r>
-          </w:p>
-        </w:tc>
-        <w:tc>
-          <w:tcPr>
-            <w:tcW w:type="dxa" w:w="2160"/>
-          </w:tcPr>
-          <w:p>
-            <w:r>
-              <w:t>Design Basis</w:t>
-            </w:r>
-          </w:p>
-        </w:tc>
-      </w:tr>
-      <w:tr>
-        <w:tc>
-          <w:tcPr>
-            <w:tcW w:type="dxa" w:w="2160"/>
-          </w:tcPr>
-          <w:p>
-            <w:r>
-              <w:t>Design Pressure</w:t>
-            </w:r>
-          </w:p>
-        </w:tc>
-        <w:tc>
-          <w:tcPr>
-            <w:tcW w:type="dxa" w:w="2160"/>
-          </w:tcPr>
-          <w:p>
-            <w:r>
-              <w:t>10</w:t>
-            </w:r>
-          </w:p>
-        </w:tc>
-        <w:tc>
-          <w:tcPr>
-            <w:tcW w:type="dxa" w:w="2160"/>
-          </w:tcPr>
-          <w:p>
-            <w:r>
-              <w:t>bar</w:t>
-            </w:r>
-          </w:p>
-        </w:tc>
-        <w:tc>
-          <w:tcPr>
-            <w:tcW w:type="dxa" w:w="2160"/>
-          </w:tcPr>
-          <w:p>
-            <w:r>
-              <w:t>PN10 Flange Rating (Suction/Discharge)</w:t>
-            </w:r>
-          </w:p>
-        </w:tc>
-      </w:tr>
-      <w:tr>
-        <w:tc>
-          <w:tcPr>
-            <w:tcW w:type="dxa" w:w="2160"/>
-          </w:tcPr>
-          <w:p>
-            <w:r>
-              <w:t>Design Temperature</w:t>
-            </w:r>
-          </w:p>
-        </w:tc>
-        <w:tc>
-          <w:tcPr>
-            <w:tcW w:type="dxa" w:w="2160"/>
-          </w:tcPr>
-          <w:p>
-            <w:r>
-              <w:t>65</w:t>
-            </w:r>
-          </w:p>
-        </w:tc>
-        <w:tc>
-          <w:tcPr>
-            <w:tcW w:type="dxa" w:w="2160"/>
-          </w:tcPr>
-          <w:p>
-            <w:r>
-              <w:t>°C</w:t>
-            </w:r>
-          </w:p>
-        </w:tc>
-        <w:tc>
-          <w:tcPr>
-            <w:tcW w:type="dxa" w:w="2160"/>
-          </w:tcPr>
-          <w:p>
-            <w:r/>
           </w:p>
         </w:tc>
       </w:tr>
@@ -2118,32 +1339,6 @@
           </w:p>
         </w:tc>
       </w:tr>
-    </w:tbl>
-    <w:p>
-      <w:pPr>
-        <w:pStyle w:val="Heading3"/>
-      </w:pPr>
-      <w:r>
-        <w:t>3. HYDRAULIC CALCULATION SUMMARY</w:t>
-      </w:r>
-    </w:p>
-    <w:p>
-      <w:r>
-        <w:t>(Calculations performed as per B Star Chemetics Standard 4-PRC-0007, using Pump_Calculation_Template)</w:t>
-      </w:r>
-    </w:p>
-    <w:tbl>
-      <w:tblPr>
-        <w:tblStyle w:val="TableGrid"/>
-        <w:tblW w:type="auto" w:w="0"/>
-        <w:tblLook w:firstColumn="1" w:firstRow="1" w:lastColumn="0" w:lastRow="0" w:noHBand="0" w:noVBand="1" w:val="04A0"/>
-      </w:tblPr>
-      <w:tblGrid>
-        <w:gridCol w:w="2160"/>
-        <w:gridCol w:w="2160"/>
-        <w:gridCol w:w="2160"/>
-        <w:gridCol w:w="2160"/>
-      </w:tblGrid>
       <w:tr>
         <w:tc>
           <w:tcPr>
@@ -2151,10 +1346,7 @@
           </w:tcPr>
           <w:p>
             <w:r>
-              <w:rPr>
-                <w:b/>
-              </w:rPr>
-              <w:t>Field</w:t>
+              <w:t>NPSH Status</w:t>
             </w:r>
           </w:p>
         </w:tc>
@@ -2164,10 +1356,7 @@
           </w:tcPr>
           <w:p>
             <w:r>
-              <w:rPr>
-                <w:b/>
-              </w:rPr>
-              <w:t>Value</w:t>
+              <w:t>PASS</w:t>
             </w:r>
           </w:p>
         </w:tc>
@@ -2177,10 +1366,7 @@
           </w:tcPr>
           <w:p>
             <w:r>
-              <w:rPr>
-                <w:b/>
-              </w:rPr>
-              <w:t>Unit</w:t>
+              <w:t>-</w:t>
             </w:r>
           </w:p>
         </w:tc>
@@ -2190,370 +1376,7 @@
           </w:tcPr>
           <w:p>
             <w:r>
-              <w:rPr>
-                <w:b/>
-              </w:rPr>
-              <w:t>Calculation / Remarks</w:t>
-            </w:r>
-          </w:p>
-        </w:tc>
-      </w:tr>
-      <w:tr>
-        <w:tc>
-          <w:tcPr>
-            <w:tcW w:type="dxa" w:w="2160"/>
-          </w:tcPr>
-          <w:p>
-            <w:r>
-              <w:t>* Wetted Parts \\*</w:t>
-            </w:r>
-          </w:p>
-        </w:tc>
-        <w:tc>
-          <w:tcPr>
-            <w:tcW w:type="dxa" w:w="2160"/>
-          </w:tcPr>
-          <w:p>
-            <w:r/>
-          </w:p>
-        </w:tc>
-        <w:tc>
-          <w:tcPr>
-            <w:tcW w:type="dxa" w:w="2160"/>
-          </w:tcPr>
-          <w:p>
-            <w:r/>
-          </w:p>
-        </w:tc>
-        <w:tc>
-          <w:tcPr>
-            <w:tcW w:type="dxa" w:w="2160"/>
-          </w:tcPr>
-          <w:p>
-            <w:r/>
-          </w:p>
-        </w:tc>
-      </w:tr>
-      <w:tr>
-        <w:tc>
-          <w:tcPr>
-            <w:tcW w:type="dxa" w:w="2160"/>
-          </w:tcPr>
-          <w:p>
-            <w:r>
-              <w:t>Casing</w:t>
-            </w:r>
-          </w:p>
-        </w:tc>
-        <w:tc>
-          <w:tcPr>
-            <w:tcW w:type="dxa" w:w="2160"/>
-          </w:tcPr>
-          <w:p>
-            <w:r>
-              <w:t>Stainless Steel</w:t>
-            </w:r>
-          </w:p>
-        </w:tc>
-        <w:tc>
-          <w:tcPr>
-            <w:tcW w:type="dxa" w:w="2160"/>
-          </w:tcPr>
-          <w:p>
-            <w:r>
-              <w:t>To be confirmed by Vendor</w:t>
-            </w:r>
-          </w:p>
-        </w:tc>
-        <w:tc>
-          <w:tcPr>
-            <w:tcW w:type="dxa" w:w="2160"/>
-          </w:tcPr>
-          <w:p>
-            <w:r>
-              <w:t>Compatible with 95% MEG at 65°C as per 4-SPC-0001 and 5-LST-0003. Vendor to propose specific grade for approval.</w:t>
-            </w:r>
-          </w:p>
-        </w:tc>
-      </w:tr>
-      <w:tr>
-        <w:tc>
-          <w:tcPr>
-            <w:tcW w:type="dxa" w:w="2160"/>
-          </w:tcPr>
-          <w:p>
-            <w:r>
-              <w:t>Impeller</w:t>
-            </w:r>
-          </w:p>
-        </w:tc>
-        <w:tc>
-          <w:tcPr>
-            <w:tcW w:type="dxa" w:w="2160"/>
-          </w:tcPr>
-          <w:p>
-            <w:r>
-              <w:t>Stainless Steel</w:t>
-            </w:r>
-          </w:p>
-        </w:tc>
-        <w:tc>
-          <w:tcPr>
-            <w:tcW w:type="dxa" w:w="2160"/>
-          </w:tcPr>
-          <w:p>
-            <w:r>
-              <w:t>To be confirmed by Vendor</w:t>
-            </w:r>
-          </w:p>
-        </w:tc>
-        <w:tc>
-          <w:tcPr>
-            <w:tcW w:type="dxa" w:w="2160"/>
-          </w:tcPr>
-          <w:p>
-            <w:r>
-              <w:t>Compatible with 95% MEG at 65°C as per 4-SPC-0001 and 5-LST-0003. Vendor to propose specific grade for approval.</w:t>
-            </w:r>
-          </w:p>
-        </w:tc>
-      </w:tr>
-      <w:tr>
-        <w:tc>
-          <w:tcPr>
-            <w:tcW w:type="dxa" w:w="2160"/>
-          </w:tcPr>
-          <w:p>
-            <w:r>
-              <w:t>Shaft</w:t>
-            </w:r>
-          </w:p>
-        </w:tc>
-        <w:tc>
-          <w:tcPr>
-            <w:tcW w:type="dxa" w:w="2160"/>
-          </w:tcPr>
-          <w:p>
-            <w:r>
-              <w:t>Stainless Steel</w:t>
-            </w:r>
-          </w:p>
-        </w:tc>
-        <w:tc>
-          <w:tcPr>
-            <w:tcW w:type="dxa" w:w="2160"/>
-          </w:tcPr>
-          <w:p>
-            <w:r>
-              <w:t>To be confirmed by Vendor</w:t>
-            </w:r>
-          </w:p>
-        </w:tc>
-        <w:tc>
-          <w:tcPr>
-            <w:tcW w:type="dxa" w:w="2160"/>
-          </w:tcPr>
-          <w:p>
-            <w:r>
-              <w:t>Compatible with 95% MEG at 65°C as per 4-SPC-0001 and 5-LST-0003. Vendor to propose specific grade for approval.</w:t>
-            </w:r>
-          </w:p>
-        </w:tc>
-      </w:tr>
-      <w:tr>
-        <w:tc>
-          <w:tcPr>
-            <w:tcW w:type="dxa" w:w="2160"/>
-          </w:tcPr>
-          <w:p>
-            <w:r>
-              <w:t>\\Non-Wetted Parts\\</w:t>
-            </w:r>
-          </w:p>
-        </w:tc>
-        <w:tc>
-          <w:tcPr>
-            <w:tcW w:type="dxa" w:w="2160"/>
-          </w:tcPr>
-          <w:p>
-            <w:r/>
-          </w:p>
-        </w:tc>
-        <w:tc>
-          <w:tcPr>
-            <w:tcW w:type="dxa" w:w="2160"/>
-          </w:tcPr>
-          <w:p>
-            <w:r/>
-          </w:p>
-        </w:tc>
-        <w:tc>
-          <w:tcPr>
-            <w:tcW w:type="dxa" w:w="2160"/>
-          </w:tcPr>
-          <w:p>
-            <w:r/>
-          </w:p>
-        </w:tc>
-      </w:tr>
-      <w:tr>
-        <w:tc>
-          <w:tcPr>
-            <w:tcW w:type="dxa" w:w="2160"/>
-          </w:tcPr>
-          <w:p>
-            <w:r>
-              <w:t>Baseplate</w:t>
-            </w:r>
-          </w:p>
-        </w:tc>
-        <w:tc>
-          <w:tcPr>
-            <w:tcW w:type="dxa" w:w="2160"/>
-          </w:tcPr>
-          <w:p>
-            <w:r>
-              <w:t>Carbon Steel</w:t>
-            </w:r>
-          </w:p>
-        </w:tc>
-        <w:tc>
-          <w:tcPr>
-            <w:tcW w:type="dxa" w:w="2160"/>
-          </w:tcPr>
-          <w:p>
-            <w:r>
-              <w:t>Painted/Coated</w:t>
-            </w:r>
-          </w:p>
-        </w:tc>
-        <w:tc>
-          <w:tcPr>
-            <w:tcW w:type="dxa" w:w="2160"/>
-          </w:tcPr>
-          <w:p>
-            <w:r>
-              <w:t>As per B Star Chemetics Standard 4-SPC-0002 for protective coating.</w:t>
-            </w:r>
-          </w:p>
-        </w:tc>
-      </w:tr>
-      <w:tr>
-        <w:tc>
-          <w:tcPr>
-            <w:tcW w:type="dxa" w:w="2160"/>
-          </w:tcPr>
-          <w:p>
-            <w:r>
-              <w:t>\\Special Requirements\\</w:t>
-            </w:r>
-          </w:p>
-        </w:tc>
-        <w:tc>
-          <w:tcPr>
-            <w:tcW w:type="dxa" w:w="2160"/>
-          </w:tcPr>
-          <w:p>
-            <w:r/>
-          </w:p>
-        </w:tc>
-        <w:tc>
-          <w:tcPr>
-            <w:tcW w:type="dxa" w:w="2160"/>
-          </w:tcPr>
-          <w:p>
-            <w:r/>
-          </w:p>
-        </w:tc>
-        <w:tc>
-          <w:tcPr>
-            <w:tcW w:type="dxa" w:w="2160"/>
-          </w:tcPr>
-          <w:p>
-            <w:r/>
-          </w:p>
-        </w:tc>
-      </w:tr>
-      <w:tr>
-        <w:tc>
-          <w:tcPr>
-            <w:tcW w:type="dxa" w:w="2160"/>
-          </w:tcPr>
-          <w:p>
-            <w:r>
-              <w:t>Corrosive Service</w:t>
-            </w:r>
-          </w:p>
-        </w:tc>
-        <w:tc>
-          <w:tcPr>
-            <w:tcW w:type="dxa" w:w="2160"/>
-          </w:tcPr>
-          <w:p>
-            <w:r>
-              <w:t>Specific Stainless Steel Grade</w:t>
-            </w:r>
-          </w:p>
-        </w:tc>
-        <w:tc>
-          <w:tcPr>
-            <w:tcW w:type="dxa" w:w="2160"/>
-          </w:tcPr>
-          <w:p>
-            <w:r>
-              <w:t>Vendor Proposal Required</w:t>
-            </w:r>
-          </w:p>
-        </w:tc>
-        <w:tc>
-          <w:tcPr>
-            <w:tcW w:type="dxa" w:w="2160"/>
-          </w:tcPr>
-          <w:p>
-            <w:r>
-              <w:t>Due to corrosive nature of MEG, specific SS grade (e.g., 316L, Duplex) must be proposed by vendor and approved by B Star Chemetics.</w:t>
-            </w:r>
-          </w:p>
-        </w:tc>
-      </w:tr>
-      <w:tr>
-        <w:tc>
-          <w:tcPr>
-            <w:tcW w:type="dxa" w:w="2160"/>
-          </w:tcPr>
-          <w:p>
-            <w:r>
-              <w:t>Ambiguous Reference</w:t>
-            </w:r>
-          </w:p>
-        </w:tc>
-        <w:tc>
-          <w:tcPr>
-            <w:tcW w:type="dxa" w:w="2160"/>
-          </w:tcPr>
-          <w:p>
-            <w:r>
-              <w:t>'Seat' in [8-LST-0112]</w:t>
-            </w:r>
-          </w:p>
-        </w:tc>
-        <w:tc>
-          <w:tcPr>
-            <w:tcW w:type="dxa" w:w="2160"/>
-          </w:tcPr>
-          <w:p>
-            <w:r>
-              <w:t>Clarification Required</w:t>
-            </w:r>
-          </w:p>
-        </w:tc>
-        <w:tc>
-          <w:tcPr>
-            <w:tcW w:type="dxa" w:w="2160"/>
-          </w:tcPr>
-          <w:p>
-            <w:r>
-              <w:t>Vendor to investigate and clarify the reference to 'Seat' in [8-LST-0112] as it is ambiguous for general wetted parts. Confirm if this refers to specific wear parts or general wetted components.</w:t>
+              <w:t>NPSHa (25.6 m) &gt;&gt; NPSHr (4.0 m)</w:t>
             </w:r>
           </w:p>
         </w:tc>
@@ -2564,7 +1387,17 @@
         <w:pStyle w:val="Heading3"/>
       </w:pPr>
       <w:r>
-        <w:t>5. MECHANICAL SEAL SPECIFICATION</w:t>
+        <w:t>4. MATERIALS OF CONSTRUCTION</w:t>
+      </w:r>
+    </w:p>
+    <w:p>
+      <w:r>
+        <w:t>(Material selection guided by 4-SPC-0001, 4-SPC-0002, 5-LST-0003)</w:t>
+      </w:r>
+    </w:p>
+    <w:p>
+      <w:r>
+        <w:t>4.1. Wetted Parts</w:t>
       </w:r>
     </w:p>
     <w:tbl>
@@ -2588,7 +1421,7 @@
               <w:rPr>
                 <w:b/>
               </w:rPr>
-              <w:t>Field</w:t>
+              <w:t>Component</w:t>
             </w:r>
           </w:p>
         </w:tc>
@@ -2601,7 +1434,7 @@
               <w:rPr>
                 <w:b/>
               </w:rPr>
-              <w:t>Value</w:t>
+              <w:t>Material</w:t>
             </w:r>
           </w:p>
         </w:tc>
@@ -2614,7 +1447,59 @@
               <w:rPr>
                 <w:b/>
               </w:rPr>
-              <w:t>Remarks</w:t>
+              <w:t>Justification</w:t>
+            </w:r>
+          </w:p>
+        </w:tc>
+      </w:tr>
+    </w:tbl>
+    <w:tbl>
+      <w:tblPr>
+        <w:tblStyle w:val="TableGrid"/>
+        <w:tblW w:type="auto" w:w="0"/>
+        <w:tblLook w:firstColumn="1" w:firstRow="1" w:lastColumn="0" w:lastRow="0" w:noHBand="0" w:noVBand="1" w:val="04A0"/>
+      </w:tblPr>
+      <w:tblGrid>
+        <w:gridCol w:w="2880"/>
+        <w:gridCol w:w="2880"/>
+        <w:gridCol w:w="2880"/>
+      </w:tblGrid>
+      <w:tr>
+        <w:tc>
+          <w:tcPr>
+            <w:tcW w:type="dxa" w:w="2880"/>
+          </w:tcPr>
+          <w:p>
+            <w:r>
+              <w:rPr>
+                <w:b/>
+              </w:rPr>
+              <w:t>Casing</w:t>
+            </w:r>
+          </w:p>
+        </w:tc>
+        <w:tc>
+          <w:tcPr>
+            <w:tcW w:type="dxa" w:w="2880"/>
+          </w:tcPr>
+          <w:p>
+            <w:r>
+              <w:rPr>
+                <w:b/>
+              </w:rPr>
+              <w:t>316 SS</w:t>
+            </w:r>
+          </w:p>
+        </w:tc>
+        <w:tc>
+          <w:tcPr>
+            <w:tcW w:type="dxa" w:w="2880"/>
+          </w:tcPr>
+          <w:p>
+            <w:r>
+              <w:rPr>
+                <w:b/>
+              </w:rPr>
             </w:r>
           </w:p>
         </w:tc>
@@ -2626,7 +1511,7 @@
           </w:tcPr>
           <w:p>
             <w:r>
-              <w:t>Seal Type</w:t>
+              <w:t>Impeller</w:t>
             </w:r>
           </w:p>
         </w:tc>
@@ -2636,7 +1521,27 @@
           </w:tcPr>
           <w:p>
             <w:r>
-              <w:t>Double Mechanical Seal</w:t>
+              <w:t>316 SS</w:t>
+            </w:r>
+          </w:p>
+        </w:tc>
+        <w:tc>
+          <w:tcPr>
+            <w:tcW w:type="dxa" w:w="2880"/>
+          </w:tcPr>
+          <w:p>
+            <w:r/>
+          </w:p>
+        </w:tc>
+      </w:tr>
+      <w:tr>
+        <w:tc>
+          <w:tcPr>
+            <w:tcW w:type="dxa" w:w="2880"/>
+          </w:tcPr>
+          <w:p>
+            <w:r>
+              <w:t>Shaft</w:t>
             </w:r>
           </w:p>
         </w:tc>
@@ -2646,7 +1551,103 @@
           </w:tcPr>
           <w:p>
             <w:r>
-              <w:t>Required for critical and corrosive service</w:t>
+              <w:t>316 SS</w:t>
+            </w:r>
+          </w:p>
+        </w:tc>
+        <w:tc>
+          <w:tcPr>
+            <w:tcW w:type="dxa" w:w="2880"/>
+          </w:tcPr>
+          <w:p>
+            <w:r/>
+          </w:p>
+        </w:tc>
+      </w:tr>
+      <w:tr>
+        <w:tc>
+          <w:tcPr>
+            <w:tcW w:type="dxa" w:w="2880"/>
+          </w:tcPr>
+          <w:p>
+            <w:r>
+              <w:t>Justification</w:t>
+            </w:r>
+          </w:p>
+        </w:tc>
+        <w:tc>
+          <w:tcPr>
+            <w:tcW w:type="dxa" w:w="2880"/>
+          </w:tcPr>
+          <w:p>
+            <w:r>
+              <w:t>95% MEG is corrosive. 316 SS provides excellent corrosion resistance for this service at the specified operating temperature and pressure, as per company material standards 4-SPC-0001 and 5-LST-0003.</w:t>
+            </w:r>
+          </w:p>
+        </w:tc>
+        <w:tc>
+          <w:tcPr>
+            <w:tcW w:type="dxa" w:w="2880"/>
+          </w:tcPr>
+          <w:p>
+            <w:r/>
+          </w:p>
+        </w:tc>
+      </w:tr>
+    </w:tbl>
+    <w:p>
+      <w:r>
+        <w:t>4.2. Non-Wetted Parts</w:t>
+      </w:r>
+    </w:p>
+    <w:tbl>
+      <w:tblPr>
+        <w:tblStyle w:val="TableGrid"/>
+        <w:tblW w:type="auto" w:w="0"/>
+        <w:tblLook w:firstColumn="1" w:firstRow="1" w:lastColumn="0" w:lastRow="0" w:noHBand="0" w:noVBand="1" w:val="04A0"/>
+      </w:tblPr>
+      <w:tblGrid>
+        <w:gridCol w:w="2880"/>
+        <w:gridCol w:w="2880"/>
+        <w:gridCol w:w="2880"/>
+      </w:tblGrid>
+      <w:tr>
+        <w:tc>
+          <w:tcPr>
+            <w:tcW w:type="dxa" w:w="2880"/>
+          </w:tcPr>
+          <w:p>
+            <w:r>
+              <w:rPr>
+                <w:b/>
+              </w:rPr>
+              <w:t>Component</w:t>
+            </w:r>
+          </w:p>
+        </w:tc>
+        <w:tc>
+          <w:tcPr>
+            <w:tcW w:type="dxa" w:w="2880"/>
+          </w:tcPr>
+          <w:p>
+            <w:r>
+              <w:rPr>
+                <w:b/>
+              </w:rPr>
+              <w:t>Material</w:t>
+            </w:r>
+          </w:p>
+        </w:tc>
+        <w:tc>
+          <w:tcPr>
+            <w:tcW w:type="dxa" w:w="2880"/>
+          </w:tcPr>
+          <w:p>
+            <w:r>
+              <w:rPr>
+                <w:b/>
+              </w:rPr>
+              <w:t>Justification</w:t>
             </w:r>
           </w:p>
         </w:tc>
@@ -2658,7 +1659,7 @@
           </w:tcPr>
           <w:p>
             <w:r>
-              <w:t>API Plan</w:t>
+              <w:t>Baseplate</w:t>
             </w:r>
           </w:p>
         </w:tc>
@@ -2668,7 +1669,7 @@
           </w:tcPr>
           <w:p>
             <w:r>
-              <w:t>API Plan 53B</w:t>
+              <w:t>Carbon Steel</w:t>
             </w:r>
           </w:p>
         </w:tc>
@@ -2678,7 +1679,54 @@
           </w:tcPr>
           <w:p>
             <w:r>
-              <w:t>Pressurized barrier fluid system</w:t>
+              <w:t>Standard material for structural components not in contact with the process fluid. Per 4-SPC-0002.</w:t>
+            </w:r>
+          </w:p>
+        </w:tc>
+      </w:tr>
+    </w:tbl>
+    <w:p>
+      <w:pPr>
+        <w:pStyle w:val="Heading3"/>
+      </w:pPr>
+      <w:r>
+        <w:t>5. MECHANICAL SEAL SPECIFICATION</w:t>
+      </w:r>
+    </w:p>
+    <w:tbl>
+      <w:tblPr>
+        <w:tblStyle w:val="TableGrid"/>
+        <w:tblW w:type="auto" w:w="0"/>
+        <w:tblLook w:firstColumn="1" w:firstRow="1" w:lastColumn="0" w:lastRow="0" w:noHBand="0" w:noVBand="1" w:val="04A0"/>
+      </w:tblPr>
+      <w:tblGrid>
+        <w:gridCol w:w="4320"/>
+        <w:gridCol w:w="4320"/>
+      </w:tblGrid>
+      <w:tr>
+        <w:tc>
+          <w:tcPr>
+            <w:tcW w:type="dxa" w:w="4320"/>
+          </w:tcPr>
+          <w:p>
+            <w:r>
+              <w:rPr>
+                <w:b/>
+              </w:rPr>
+              <w:t>Field</w:t>
+            </w:r>
+          </w:p>
+        </w:tc>
+        <w:tc>
+          <w:tcPr>
+            <w:tcW w:type="dxa" w:w="4320"/>
+          </w:tcPr>
+          <w:p>
+            <w:r>
+              <w:rPr>
+                <w:b/>
+              </w:rPr>
+              <w:t>Description</w:t>
             </w:r>
           </w:p>
         </w:tc>
@@ -2686,7 +1734,51 @@
       <w:tr>
         <w:tc>
           <w:tcPr>
-            <w:tcW w:type="dxa" w:w="2880"/>
+            <w:tcW w:type="dxa" w:w="4320"/>
+          </w:tcPr>
+          <w:p>
+            <w:r>
+              <w:t>Type</w:t>
+            </w:r>
+          </w:p>
+        </w:tc>
+        <w:tc>
+          <w:tcPr>
+            <w:tcW w:type="dxa" w:w="4320"/>
+          </w:tcPr>
+          <w:p>
+            <w:r>
+              <w:t>Double Mechanical Seal</w:t>
+            </w:r>
+          </w:p>
+        </w:tc>
+      </w:tr>
+      <w:tr>
+        <w:tc>
+          <w:tcPr>
+            <w:tcW w:type="dxa" w:w="4320"/>
+          </w:tcPr>
+          <w:p>
+            <w:r>
+              <w:t>API Plan</w:t>
+            </w:r>
+          </w:p>
+        </w:tc>
+        <w:tc>
+          <w:tcPr>
+            <w:tcW w:type="dxa" w:w="4320"/>
+          </w:tcPr>
+          <w:p>
+            <w:r>
+              <w:t>API Plan 53B</w:t>
+            </w:r>
+          </w:p>
+        </w:tc>
+      </w:tr>
+      <w:tr>
+        <w:tc>
+          <w:tcPr>
+            <w:tcW w:type="dxa" w:w="4320"/>
           </w:tcPr>
           <w:p>
             <w:r>
@@ -2696,21 +1788,11 @@
         </w:tc>
         <w:tc>
           <w:tcPr>
-            <w:tcW w:type="dxa" w:w="2880"/>
+            <w:tcW w:type="dxa" w:w="4320"/>
           </w:tcPr>
           <w:p>
             <w:r>
-              <w:t>Required</w:t>
-            </w:r>
-          </w:p>
-        </w:tc>
-        <w:tc>
-          <w:tcPr>
-            <w:tcW w:type="dxa" w:w="2880"/>
-          </w:tcPr>
-          <w:p>
-            <w:r>
-              <w:t>Vendor to specify fluid and system details</w:t>
+              <w:t>Required (external pressurized system)</w:t>
             </w:r>
           </w:p>
         </w:tc>
@@ -2718,95 +1800,21 @@
       <w:tr>
         <w:tc>
           <w:tcPr>
-            <w:tcW w:type="dxa" w:w="2880"/>
+            <w:tcW w:type="dxa" w:w="4320"/>
           </w:tcPr>
           <w:p>
             <w:r>
-              <w:t>Barrier System</w:t>
+              <w:t>Justification</w:t>
             </w:r>
           </w:p>
         </w:tc>
         <w:tc>
           <w:tcPr>
-            <w:tcW w:type="dxa" w:w="2880"/>
+            <w:tcW w:type="dxa" w:w="4320"/>
           </w:tcPr>
           <w:p>
             <w:r>
-              <w:t>Vendor Supplied</w:t>
-            </w:r>
-          </w:p>
-        </w:tc>
-        <w:tc>
-          <w:tcPr>
-            <w:tcW w:type="dxa" w:w="2880"/>
-          </w:tcPr>
-          <w:p>
-            <w:r>
-              <w:t>Includes reservoir, cooler, instrumentation, piping. Must meet API 682 requirements.</w:t>
-            </w:r>
-          </w:p>
-        </w:tc>
-      </w:tr>
-      <w:tr>
-        <w:tc>
-          <w:tcPr>
-            <w:tcW w:type="dxa" w:w="2880"/>
-          </w:tcPr>
-          <w:p>
-            <w:r>
-              <w:t>Seal Face Mat.</w:t>
-            </w:r>
-          </w:p>
-        </w:tc>
-        <w:tc>
-          <w:tcPr>
-            <w:tcW w:type="dxa" w:w="2880"/>
-          </w:tcPr>
-          <w:p>
-            <w:r>
-              <w:t>To be confirmed by Vendor</w:t>
-            </w:r>
-          </w:p>
-        </w:tc>
-        <w:tc>
-          <w:tcPr>
-            <w:tcW w:type="dxa" w:w="2880"/>
-          </w:tcPr>
-          <w:p>
-            <w:r>
-              <w:t>Compatible with MEG and barrier fluid</w:t>
-            </w:r>
-          </w:p>
-        </w:tc>
-      </w:tr>
-      <w:tr>
-        <w:tc>
-          <w:tcPr>
-            <w:tcW w:type="dxa" w:w="2880"/>
-          </w:tcPr>
-          <w:p>
-            <w:r>
-              <w:t>Elastomers</w:t>
-            </w:r>
-          </w:p>
-        </w:tc>
-        <w:tc>
-          <w:tcPr>
-            <w:tcW w:type="dxa" w:w="2880"/>
-          </w:tcPr>
-          <w:p>
-            <w:r>
-              <w:t>To be confirmed by Vendor</w:t>
-            </w:r>
-          </w:p>
-        </w:tc>
-        <w:tc>
-          <w:tcPr>
-            <w:tcW w:type="dxa" w:w="2880"/>
-          </w:tcPr>
-          <w:p>
-            <w:r>
-              <w:t>Compatible with MEG and barrier fluid</w:t>
+              <w:t>Due to the corrosive nature of 95% MEG and the critical service, a double mechanical seal with a pressurized barrier fluid (API Plan 53B) is specified. This plan provides zero process fluid emissions to atmosphere, enhances safety, and extends seal life by preventing process fluid contact with the outer seal face. Compliance with API 682 is expected.</w:t>
             </w:r>
           </w:p>
         </w:tc>
@@ -2822,12 +1830,12 @@
     </w:p>
     <w:p>
       <w:r>
-        <w:t>6.1. Vendor Confirmation:</w:t>
+        <w:t>6.1. Vendor Confirmations</w:t>
       </w:r>
     </w:p>
     <w:p>
       <w:r>
-        <w:t>The Vendor shall confirm the following:</w:t>
+        <w:t>The vendor shall confirm the following in their proposal:</w:t>
       </w:r>
     </w:p>
     <w:p>
@@ -2835,7 +1843,7 @@
         <w:pStyle w:val="ListBullet"/>
       </w:pPr>
       <w:r>
-        <w:t xml:space="preserve">  Pump performance (TDH, flow, efficiency, NPSHr) at rated conditions.</w:t>
+        <w:t xml:space="preserve">  Pump performance meets or exceeds the specified Rated Flow (54 m³/h) and Total Dynamic Head (24.14 m).</w:t>
       </w:r>
     </w:p>
     <w:p>
@@ -2843,7 +1851,7 @@
         <w:pStyle w:val="ListBullet"/>
       </w:pPr>
       <w:r>
-        <w:t xml:space="preserve">  Specific material grades for all wetted parts (Casing, Impeller, Shaft) compatible with 95% MEG at 65°C, referencing B Star Chemetics Standard 4-SPC-0001 and 5-LST-0003.</w:t>
+        <w:t xml:space="preserve">  Confirmed NPSHr from pump curves is less than the specified NPSHa (25.6 m) with adequate margin.</w:t>
       </w:r>
     </w:p>
     <w:p>
@@ -2851,7 +1859,7 @@
         <w:pStyle w:val="ListBullet"/>
       </w:pPr>
       <w:r>
-        <w:t xml:space="preserve">  Motor sizing and compliance with API 610 margin (1.25x BHP).</w:t>
+        <w:t xml:space="preserve">  All wetted materials of construction are fully compatible with 95% Monoethylene Glycol (MEG) at 65°C and 10 bar.</w:t>
       </w:r>
     </w:p>
     <w:p>
@@ -2859,7 +1867,7 @@
         <w:pStyle w:val="ListBullet"/>
       </w:pPr>
       <w:r>
-        <w:t xml:space="preserve">  Mechanical seal arrangement and barrier fluid system (API Plan 53B) details, including barrier fluid type, pressure, and temperature.</w:t>
+        <w:t xml:space="preserve">  Proposed motor sizing (kW) and efficiency meet or exceed the calculated requirements, including the API 610 margin.</w:t>
       </w:r>
     </w:p>
     <w:p>
@@ -2867,17 +1875,17 @@
         <w:pStyle w:val="ListBullet"/>
       </w:pPr>
       <w:r>
-        <w:t xml:space="preserve">  Compliance with API 610 (latest edition) for centrifugal pumps in petrochemical service.</w:t>
+        <w:t xml:space="preserve">  Compliance with API 610 (latest edition) for centrifugal pumps and API 682 for mechanical seals.</w:t>
       </w:r>
     </w:p>
     <w:p>
       <w:r>
-        <w:t>6.2. Vendor Submittals (Minimum Requirements):</w:t>
+        <w:t>6.2. Vendor Submittals</w:t>
       </w:r>
     </w:p>
     <w:p>
       <w:r>
-        <w:t>The Vendor shall submit the following documents for review and approval:</w:t>
+        <w:t>The vendor shall submit the following documents for review and approval:</w:t>
       </w:r>
     </w:p>
     <w:p>
@@ -2885,7 +1893,7 @@
         <w:pStyle w:val="ListBullet"/>
       </w:pPr>
       <w:r>
-        <w:t xml:space="preserve">  Certified pump performance curves (Head vs. Flow, Efficiency vs. Flow, BHP vs. Flow, NPSHr vs. Flow).</w:t>
+        <w:t xml:space="preserve">  Certified pump performance curves (Head vs. Flow, Efficiency vs. Flow, NPSHr vs. Flow, BHP vs. Flow).</w:t>
       </w:r>
     </w:p>
     <w:p>
@@ -2893,7 +1901,7 @@
         <w:pStyle w:val="ListBullet"/>
       </w:pPr>
       <w:r>
-        <w:t xml:space="preserve">  General Arrangement (GA) drawings of the pump and motor assembly, including dimensions, weights, and nozzle orientations.</w:t>
+        <w:t xml:space="preserve">  General arrangement drawings of the pump and driver assembly.</w:t>
       </w:r>
     </w:p>
     <w:p>
@@ -2901,7 +1909,7 @@
         <w:pStyle w:val="ListBullet"/>
       </w:pPr>
       <w:r>
-        <w:t xml:space="preserve">  Detailed Material Specification List (MDS) for all pump components, including specific grades of stainless steel for wetted parts.</w:t>
+        <w:t xml:space="preserve">  Detailed mechanical seal drawings and data sheets, including material breakdown.</w:t>
       </w:r>
     </w:p>
     <w:p>
@@ -2909,7 +1917,7 @@
         <w:pStyle w:val="ListBullet"/>
       </w:pPr>
       <w:r>
-        <w:t xml:space="preserve">  Mechanical seal drawings, data sheets, and P&amp;ID for the API Plan 53B barrier fluid system.</w:t>
+        <w:t xml:space="preserve">  Motor data sheets (including voltage, enclosure, service factor, efficiency, frame size).</w:t>
       </w:r>
     </w:p>
     <w:p>
@@ -2917,7 +1925,7 @@
         <w:pStyle w:val="ListBullet"/>
       </w:pPr>
       <w:r>
-        <w:t xml:space="preserve">  Motor data sheet, performance curves, and certified drawings.</w:t>
+        <w:t xml:space="preserve">  Material certificates (MTRs) for all pressure-containing and wetted parts.</w:t>
       </w:r>
     </w:p>
     <w:p>
@@ -2925,7 +1933,7 @@
         <w:pStyle w:val="ListBullet"/>
       </w:pPr>
       <w:r>
-        <w:t xml:space="preserve">  Coupling data sheet and drawings.</w:t>
+        <w:t xml:space="preserve">  Installation, Operation, and Maintenance (IOM) manuals.</w:t>
       </w:r>
     </w:p>
     <w:p>
@@ -2933,7 +1941,17 @@
         <w:pStyle w:val="ListBullet"/>
       </w:pPr>
       <w:r>
-        <w:t xml:space="preserve">  Baseplate drawings.</w:t>
+        <w:t xml:space="preserve">  Barrier fluid system P&amp;ID and data sheet for API Plan 53B.</w:t>
+      </w:r>
+    </w:p>
+    <w:p>
+      <w:r>
+        <w:t>6.3. Testing Requirements</w:t>
+      </w:r>
+    </w:p>
+    <w:p>
+      <w:r>
+        <w:t>The following tests shall be performed and witnessed by B Star Chemetics or their representative:</w:t>
       </w:r>
     </w:p>
     <w:p>
@@ -2941,7 +1959,7 @@
         <w:pStyle w:val="ListBullet"/>
       </w:pPr>
       <w:r>
-        <w:t xml:space="preserve">  Sound level data at rated conditions.</w:t>
+        <w:t xml:space="preserve">  Hydrostatic test of pump casing (per API 610).</w:t>
       </w:r>
     </w:p>
     <w:p>
@@ -2949,7 +1967,7 @@
         <w:pStyle w:val="ListBullet"/>
       </w:pPr>
       <w:r>
-        <w:t xml:space="preserve">  Vibration analysis report.</w:t>
+        <w:t xml:space="preserve">  Performance test (per API 610, Type 2 or 3, as applicable).</w:t>
       </w:r>
     </w:p>
     <w:p>
@@ -2957,17 +1975,7 @@
         <w:pStyle w:val="ListBullet"/>
       </w:pPr>
       <w:r>
-        <w:t xml:space="preserve">  Quality Control Plan (QCP) and Inspection and Test Plan (ITP).</w:t>
-      </w:r>
-    </w:p>
-    <w:p>
-      <w:r>
-        <w:t>6.3. Testing Requirements:</w:t>
-      </w:r>
-    </w:p>
-    <w:p>
-      <w:r>
-        <w:t>The Vendor shall perform the following tests:</w:t>
+        <w:t xml:space="preserve">  Mechanical run test (per API 610).</w:t>
       </w:r>
     </w:p>
     <w:p>
@@ -2975,39 +1983,7 @@
         <w:pStyle w:val="ListBullet"/>
       </w:pPr>
       <w:r>
-        <w:t xml:space="preserve">  Hydrostatic Test: Casing hydrostatic test as per API 610.</w:t>
-      </w:r>
-    </w:p>
-    <w:p>
-      <w:pPr>
-        <w:pStyle w:val="ListBullet"/>
-      </w:pPr>
-      <w:r>
-        <w:t xml:space="preserve">  Performance Test: Full performance test (flow, head, power, efficiency, NPSHr) at rated conditions and across the operating range as per API 610.</w:t>
-      </w:r>
-    </w:p>
-    <w:p>
-      <w:pPr>
-        <w:pStyle w:val="ListBullet"/>
-      </w:pPr>
-      <w:r>
-        <w:t xml:space="preserve">  Vibration Test: Vibration measurements as per API 610.</w:t>
-      </w:r>
-    </w:p>
-    <w:p>
-      <w:pPr>
-        <w:pStyle w:val="ListBullet"/>
-      </w:pPr>
-      <w:r>
-        <w:t xml:space="preserve">  Witnessed Tests: All major tests (hydrostatic, performance, vibration) shall be witnessed by B Star Chemetics or their appointed third-party inspector, as per B Star Chemetics Standard 4-SPC-0002.</w:t>
-      </w:r>
-    </w:p>
-    <w:p>
-      <w:pPr>
-        <w:pStyle w:val="ListBullet"/>
-      </w:pPr>
-      <w:r>
-        <w:t xml:space="preserve">  NPSHr Test: NPSHr curve verification.</w:t>
+        <w:t xml:space="preserve">  NPSH test (if deemed necessary by B Star Chemetics based on final pump selection and NPSH margin).</w:t>
       </w:r>
     </w:p>
     <w:p>
@@ -3020,7 +1996,7 @@
     </w:p>
     <w:p>
       <w:r>
-        <w:t>The following items are TBD or require vendor data/clarification to finalize:</w:t>
+        <w:t>The following items are TBD or require vendor data to finalize:</w:t>
       </w:r>
     </w:p>
     <w:p>
@@ -3028,7 +2004,7 @@
         <w:pStyle w:val="ListBullet"/>
       </w:pPr>
       <w:r>
-        <w:t xml:space="preserve">  Specific Stainless Steel Grades: Vendor to propose specific grades for Casing, Impeller, and Shaft for approval by B Star Chemetics, ensuring compatibility with 95% MEG at 65°C and compliance with 4-SPC-0001 and 5-LST-0003.</w:t>
+        <w:t xml:space="preserve">  Barrier Fluid: Specific barrier fluid type and operating pressure for API Plan 53B to be finalized by B Star Chemetics Process/Mechanical team based on vendor recommendations and system design.</w:t>
       </w:r>
     </w:p>
     <w:p>
@@ -3036,7 +2012,7 @@
         <w:pStyle w:val="ListBullet"/>
       </w:pPr>
       <w:r>
-        <w:t xml:space="preserve">  Barrier Fluid System Details: Vendor to provide detailed specifications for the barrier fluid (type, properties) and all associated API Plan 53B system components (e.g., reservoir volume, cooler type/capacity, instrumentation, piping materials).</w:t>
+        <w:t xml:space="preserve">  Motor Details: Final motor specifications (e.g., specific voltage, frequency, enclosure type, service factor) to be coordinated with the Electrical discipline.</w:t>
       </w:r>
     </w:p>
     <w:p>
@@ -3044,7 +2020,7 @@
         <w:pStyle w:val="ListBullet"/>
       </w:pPr>
       <w:r>
-        <w:t xml:space="preserve">  'Seat' Reference Clarification: Vendor to clarify the ambiguous reference to 'Seat' in [8-LST-0112] regarding its application to general wetted parts or specific wear components.</w:t>
+        <w:t xml:space="preserve">  Pump Model: Specific pump model and manufacturer to be proposed by the vendor.</w:t>
       </w:r>
     </w:p>
     <w:p>
@@ -3052,7 +2028,7 @@
         <w:pStyle w:val="ListBullet"/>
       </w:pPr>
       <w:r>
-        <w:t xml:space="preserve">  Final Pump Model Selection: Specific pump model and manufacturer to be confirmed based on vendor proposals and technical evaluation.</w:t>
+        <w:t xml:space="preserve">  NPSHr Confirmation: Final confirmed NPSHr value from the selected pump's performance curve.</w:t>
       </w:r>
     </w:p>
     <w:p>
@@ -3060,7 +2036,7 @@
         <w:pStyle w:val="ListBullet"/>
       </w:pPr>
       <w:r>
-        <w:t xml:space="preserve">  Coupling &amp; Guard: Type of coupling and guard to be specified by vendor and approved by B Star Chemetics.</w:t>
+        <w:t xml:space="preserve">  Mechanical Seal Materials: Detailed material selection for secondary seals, O-rings, and seal faces to be confirmed by the vendor for full compatibility with MEG and barrier fluid.</w:t>
       </w:r>
     </w:p>
     <w:p>
@@ -3068,7 +2044,7 @@
         <w:pStyle w:val="ListBullet"/>
       </w:pPr>
       <w:r>
-        <w:t xml:space="preserve">  Instrumentation: Detailed instrumentation requirements (e.g., pressure gauges, temperature indicators, vibration monitors, flow meters) for the pump and seal system will be specified in a separate P&amp;ID and Instrument Data Sheets.</w:t>
+        <w:t xml:space="preserve">  Baseplate Design: Detailed design of the baseplate (e.g., grouting requirements, drain connections) to be confirmed with vendor GA drawings.</w:t>
       </w:r>
     </w:p>
     <w:p>
@@ -3076,20 +2052,7 @@
         <w:pStyle w:val="ListBullet"/>
       </w:pPr>
       <w:r>
-        <w:t xml:space="preserve">  Motor Enclosure &amp; Voltage: To be specified in a separate Motor Data Sheet.</w:t>
-      </w:r>
-    </w:p>
-    <w:p>
-      <w:pPr>
-        <w:pStyle w:val="ListBullet"/>
-      </w:pPr>
-      <w:r>
-        <w:t xml:space="preserve">  Flange Ratings: Confirm specific flange ratings (e.g., ANSI Class 150/300 or PN10/16) for suction and discharge nozzles. (Currently PN10 specified for design pressure).</w:t>
-      </w:r>
-    </w:p>
-    <w:p>
-      <w:r>
-        <w:t>END OF DATA SHEET</w:t>
+        <w:t xml:space="preserve">  Instrumentation: Specific instrumentation requirements (e.g., vibration monitoring, temperature sensors) to be added based on project standards and criticality.</w:t>
       </w:r>
     </w:p>
     <w:sectPr>
